--- a/Sefat_Mahmud_CV_IsDB.docx
+++ b/Sefat_Mahmud_CV_IsDB.docx
@@ -330,7 +330,7 @@
             </w:pPr>
             <w:r>
               <w:pict w14:anchorId="13FC7291">
-                <v:shape id="_x0000_i1027" type="#_x0000_t75" style="width:8.4pt;height:8.4pt;visibility:visible;mso-wrap-style:square">
+                <v:shape id="_x0000_i1028" type="#_x0000_t75" style="width:8.4pt;height:8.4pt;visibility:visible;mso-wrap-style:square">
                   <v:imagedata r:id="rId12" o:title=""/>
                 </v:shape>
               </w:pict>
@@ -499,11 +499,6 @@
     </w:tbl>
     <w:p>
       <w:pPr>
-        <w:spacing w:before="80" w:after="40"/>
-      </w:pPr>
-    </w:p>
-    <w:p>
-      <w:pPr>
         <w:spacing w:before="120" w:after="40" w:line="240" w:lineRule="auto"/>
         <w:rPr>
           <w:sz w:val="22"/>
@@ -799,14 +794,14 @@
             <w:pPr>
               <w:spacing w:after="0" w:line="240" w:lineRule="auto"/>
               <w:rPr>
-                <w:color w:val="95B3D7" w:themeColor="accent1" w:themeTint="99"/>
+                <w:color w:val="auto"/>
                 <w:sz w:val="22"/>
               </w:rPr>
             </w:pPr>
             <w:r>
               <w:rPr>
                 <w:b/>
-                <w:color w:val="95B3D7" w:themeColor="accent1" w:themeTint="99"/>
+                <w:color w:val="auto"/>
                 <w:sz w:val="22"/>
               </w:rPr>
               <w:t>Position</w:t>
@@ -834,14 +829,14 @@
             <w:pPr>
               <w:spacing w:after="0" w:line="240" w:lineRule="auto"/>
               <w:rPr>
-                <w:color w:val="95B3D7" w:themeColor="accent1" w:themeTint="99"/>
+                <w:color w:val="auto"/>
                 <w:sz w:val="22"/>
               </w:rPr>
             </w:pPr>
             <w:r>
               <w:rPr>
                 <w:b/>
-                <w:color w:val="95B3D7" w:themeColor="accent1" w:themeTint="99"/>
+                <w:color w:val="auto"/>
                 <w:sz w:val="22"/>
               </w:rPr>
               <w:t>Organization / Project</w:t>
@@ -869,14 +864,14 @@
             <w:pPr>
               <w:spacing w:after="0" w:line="240" w:lineRule="auto"/>
               <w:rPr>
-                <w:color w:val="95B3D7" w:themeColor="accent1" w:themeTint="99"/>
+                <w:color w:val="auto"/>
                 <w:sz w:val="22"/>
               </w:rPr>
             </w:pPr>
             <w:r>
               <w:rPr>
                 <w:b/>
-                <w:color w:val="95B3D7" w:themeColor="accent1" w:themeTint="99"/>
+                <w:color w:val="auto"/>
                 <w:sz w:val="22"/>
               </w:rPr>
               <w:t>Duration</w:t>
@@ -1321,8 +1316,6 @@
               </w:rPr>
               <w:t>1 Month</w:t>
             </w:r>
-            <w:bookmarkStart w:id="0" w:name="_GoBack"/>
-            <w:bookmarkEnd w:id="0"/>
           </w:p>
         </w:tc>
       </w:tr>
@@ -1418,14 +1411,14 @@
             <w:pPr>
               <w:spacing w:after="0"/>
               <w:rPr>
-                <w:color w:val="95B3D7" w:themeColor="accent1" w:themeTint="99"/>
+                <w:color w:val="auto"/>
                 <w:sz w:val="22"/>
               </w:rPr>
             </w:pPr>
             <w:r>
               <w:rPr>
                 <w:b/>
-                <w:color w:val="95B3D7" w:themeColor="accent1" w:themeTint="99"/>
+                <w:color w:val="auto"/>
                 <w:sz w:val="22"/>
               </w:rPr>
               <w:t>Degree</w:t>
@@ -1453,14 +1446,14 @@
             <w:pPr>
               <w:spacing w:after="0"/>
               <w:rPr>
-                <w:color w:val="95B3D7" w:themeColor="accent1" w:themeTint="99"/>
+                <w:color w:val="auto"/>
                 <w:sz w:val="22"/>
               </w:rPr>
             </w:pPr>
             <w:r>
               <w:rPr>
                 <w:b/>
-                <w:color w:val="95B3D7" w:themeColor="accent1" w:themeTint="99"/>
+                <w:color w:val="auto"/>
                 <w:sz w:val="22"/>
               </w:rPr>
               <w:t>Institute</w:t>
@@ -1488,14 +1481,14 @@
             <w:pPr>
               <w:spacing w:after="0"/>
               <w:rPr>
-                <w:color w:val="95B3D7" w:themeColor="accent1" w:themeTint="99"/>
+                <w:color w:val="auto"/>
                 <w:sz w:val="22"/>
               </w:rPr>
             </w:pPr>
             <w:r>
               <w:rPr>
                 <w:b/>
-                <w:color w:val="95B3D7" w:themeColor="accent1" w:themeTint="99"/>
+                <w:color w:val="auto"/>
                 <w:sz w:val="22"/>
               </w:rPr>
               <w:t>Year</w:t>
@@ -1523,14 +1516,14 @@
             <w:pPr>
               <w:spacing w:after="0"/>
               <w:rPr>
-                <w:color w:val="95B3D7" w:themeColor="accent1" w:themeTint="99"/>
+                <w:color w:val="auto"/>
                 <w:sz w:val="22"/>
               </w:rPr>
             </w:pPr>
             <w:r>
               <w:rPr>
                 <w:b/>
-                <w:color w:val="95B3D7" w:themeColor="accent1" w:themeTint="99"/>
+                <w:color w:val="auto"/>
                 <w:sz w:val="22"/>
               </w:rPr>
               <w:t>Result</w:t>
@@ -2134,7 +2127,7 @@
       </w:pPr>
       <w:r>
         <w:pict w14:anchorId="011AB390">
-          <v:shape id="Picture 11" o:spid="_x0000_i1028" type="#_x0000_t75" style="width:11.4pt;height:11.4pt;visibility:visible;mso-wrap-style:square">
+          <v:shape id="Picture 11" o:spid="_x0000_i1029" type="#_x0000_t75" style="width:11.4pt;height:11.4pt;visibility:visible;mso-wrap-style:square">
             <v:imagedata r:id="rId19" o:title=""/>
           </v:shape>
         </w:pict>
@@ -2877,21 +2870,677 @@
     </w:tbl>
     <w:p>
       <w:pPr>
-        <w:spacing w:before="120" w:after="40" w:line="240" w:lineRule="auto"/>
-        <w:rPr>
+        <w:pStyle w:val="ListParagraph"/>
+        <w:numPr>
+          <w:ilvl w:val="0"/>
+          <w:numId w:val="10"/>
+        </w:numPr>
+        <w:spacing w:before="120" w:after="40" w:line="168" w:lineRule="auto"/>
+        <w:rPr>
+          <w:b/>
+          <w:color w:val="111111"/>
           <w:sz w:val="22"/>
         </w:rPr>
       </w:pPr>
       <w:r>
         <w:rPr>
+          <w:b/>
+          <w:color w:val="111111"/>
+          <w:sz w:val="22"/>
+        </w:rPr>
+        <w:t>PROJECTS</w:t>
+      </w:r>
+    </w:p>
+    <w:p>
+      <w:pPr>
+        <w:pStyle w:val="ListParagraph"/>
+        <w:spacing w:before="120" w:after="40" w:line="168" w:lineRule="auto"/>
+        <w:rPr>
+          <w:rFonts w:ascii="Arial" w:hAnsi="Arial" w:cs="Arial"/>
+          <w:sz w:val="22"/>
+        </w:rPr>
+      </w:pPr>
+    </w:p>
+    <w:p>
+      <w:pPr>
+        <w:pStyle w:val="ListParagraph"/>
+        <w:spacing w:before="120" w:after="40" w:line="168" w:lineRule="auto"/>
+        <w:rPr>
+          <w:b/>
+          <w:sz w:val="24"/>
+          <w:szCs w:val="24"/>
+        </w:rPr>
+      </w:pPr>
+      <w:r>
+        <w:rPr>
+          <w:rFonts w:ascii="Arial" w:hAnsi="Arial" w:cs="Arial"/>
+          <w:b/>
+          <w:sz w:val="24"/>
+          <w:szCs w:val="24"/>
+        </w:rPr>
+        <w:t>◘</w:t>
+      </w:r>
+      <w:r>
+        <w:rPr>
+          <w:b/>
+          <w:sz w:val="24"/>
+          <w:szCs w:val="24"/>
+        </w:rPr>
+        <w:t xml:space="preserve"> E-Governance Management System</w:t>
+      </w:r>
+    </w:p>
+    <w:p>
+      <w:pPr>
+        <w:pStyle w:val="ListParagraph"/>
+        <w:spacing w:before="120" w:after="40" w:line="168" w:lineRule="auto"/>
+        <w:rPr>
+          <w:b/>
+          <w:sz w:val="24"/>
+          <w:szCs w:val="24"/>
+        </w:rPr>
+      </w:pPr>
+    </w:p>
+    <w:p>
+      <w:pPr>
+        <w:pStyle w:val="ListParagraph"/>
+        <w:spacing w:before="120" w:after="40" w:line="168" w:lineRule="auto"/>
+        <w:rPr>
+          <w:sz w:val="22"/>
+        </w:rPr>
+      </w:pPr>
+      <w:r>
+        <w:rPr>
+          <w:rStyle w:val="Strong"/>
+          <w:sz w:val="22"/>
+        </w:rPr>
+        <w:t>Stack:</w:t>
+      </w:r>
+      <w:r>
+        <w:rPr>
+          <w:sz w:val="22"/>
+        </w:rPr>
+        <w:t xml:space="preserve"> Angular · Spring Boot · MySQL · JWT · REST API</w:t>
+      </w:r>
+      <w:r>
+        <w:rPr>
+          <w:sz w:val="22"/>
+        </w:rPr>
+        <w:br/>
+        <w:t xml:space="preserve">Full-stack bilingual (EN/BN) government portal with </w:t>
+      </w:r>
+      <w:r>
+        <w:rPr>
+          <w:rStyle w:val="Strong"/>
+          <w:sz w:val="22"/>
+        </w:rPr>
+        <w:t>25+ integrated modules</w:t>
+      </w:r>
+      <w:r>
+        <w:rPr>
+          <w:sz w:val="22"/>
+        </w:rPr>
+        <w:t>, including citizen services, e-voting, e-tender, holding tax, social cards (TCB/VGD/LPG/Farmer), GIS maps, waste management, water supply, health services, digital certificates, and a comprehensive role-based administration dashboard.</w:t>
+      </w:r>
+    </w:p>
+    <w:p>
+      <w:pPr>
+        <w:pStyle w:val="ListParagraph"/>
+        <w:spacing w:before="120" w:after="40" w:line="168" w:lineRule="auto"/>
+        <w:rPr>
+          <w:rFonts w:ascii="Arial" w:hAnsi="Arial" w:cs="Arial"/>
+          <w:sz w:val="22"/>
+        </w:rPr>
+      </w:pPr>
+    </w:p>
+    <w:p>
+      <w:pPr>
+        <w:pStyle w:val="ListParagraph"/>
+        <w:spacing w:before="120" w:after="40" w:line="168" w:lineRule="auto"/>
+        <w:rPr>
+          <w:b/>
+          <w:sz w:val="22"/>
+        </w:rPr>
+      </w:pPr>
+      <w:r>
+        <w:rPr>
+          <w:rFonts w:ascii="Arial" w:hAnsi="Arial" w:cs="Arial"/>
+          <w:b/>
+          <w:sz w:val="22"/>
+        </w:rPr>
+        <w:t>◘</w:t>
+      </w:r>
+      <w:r>
+        <w:rPr>
+          <w:b/>
+          <w:sz w:val="22"/>
+        </w:rPr>
+        <w:t xml:space="preserve"> Smart Event Management System</w:t>
+      </w:r>
+    </w:p>
+    <w:p>
+      <w:pPr>
+        <w:pStyle w:val="ListParagraph"/>
+        <w:spacing w:before="120" w:after="40" w:line="168" w:lineRule="auto"/>
+        <w:rPr>
+          <w:b/>
+          <w:sz w:val="22"/>
+        </w:rPr>
+      </w:pPr>
+    </w:p>
+    <w:p>
+      <w:pPr>
+        <w:pStyle w:val="ListParagraph"/>
+        <w:spacing w:before="120" w:after="40" w:line="168" w:lineRule="auto"/>
+        <w:rPr>
+          <w:sz w:val="22"/>
+        </w:rPr>
+      </w:pPr>
+      <w:r>
+        <w:rPr>
+          <w:rStyle w:val="Strong"/>
+          <w:sz w:val="22"/>
+        </w:rPr>
+        <w:t>Stack:</w:t>
+      </w:r>
+      <w:r>
+        <w:rPr>
+          <w:sz w:val="22"/>
+        </w:rPr>
+        <w:t xml:space="preserve"> Angular · Spring Boot · MySQL · JWT · REST API · Android (Java)</w:t>
+      </w:r>
+      <w:r>
+        <w:rPr>
+          <w:sz w:val="22"/>
+        </w:rPr>
+        <w:br/>
+        <w:t xml:space="preserve">Enterprise-grade bilingual (EN/BN) event management platform featuring </w:t>
+      </w:r>
+      <w:r>
+        <w:rPr>
+          <w:rStyle w:val="Strong"/>
+          <w:sz w:val="22"/>
+        </w:rPr>
+        <w:t>Admin, Organizer, and Attendee portals</w:t>
+      </w:r>
+      <w:r>
+        <w:rPr>
+          <w:sz w:val="22"/>
+        </w:rPr>
+        <w:t xml:space="preserve">, event approval workflow, online ticket booking, QR code ticketing, PDF ticket &amp; payment receipt </w:t>
+      </w:r>
+      <w:r>
+        <w:rPr>
+          <w:sz w:val="22"/>
+        </w:rPr>
+        <w:lastRenderedPageBreak/>
+        <w:t>generation, venue scheduling, notifications, analytics dashboard, and Android attendee application integrated with Spring Boot REST APIs.</w:t>
+      </w:r>
+    </w:p>
+    <w:p>
+      <w:pPr>
+        <w:pStyle w:val="ListParagraph"/>
+        <w:spacing w:before="120" w:after="40" w:line="168" w:lineRule="auto"/>
+        <w:rPr>
+          <w:rFonts w:ascii="Arial" w:hAnsi="Arial" w:cs="Arial"/>
+          <w:sz w:val="22"/>
+        </w:rPr>
+      </w:pPr>
+    </w:p>
+    <w:p>
+      <w:pPr>
+        <w:pStyle w:val="ListParagraph"/>
+        <w:spacing w:before="120" w:after="40" w:line="168" w:lineRule="auto"/>
+        <w:rPr>
+          <w:b/>
+          <w:sz w:val="22"/>
+        </w:rPr>
+      </w:pPr>
+      <w:r>
+        <w:rPr>
+          <w:rFonts w:ascii="Arial" w:hAnsi="Arial" w:cs="Arial"/>
+          <w:b/>
+          <w:sz w:val="22"/>
+        </w:rPr>
+        <w:t>◘</w:t>
+      </w:r>
+      <w:r>
+        <w:rPr>
+          <w:b/>
+          <w:sz w:val="22"/>
+        </w:rPr>
+        <w:t xml:space="preserve"> E-Commerce Web Application</w:t>
+      </w:r>
+    </w:p>
+    <w:p>
+      <w:pPr>
+        <w:pStyle w:val="ListParagraph"/>
+        <w:spacing w:before="120" w:after="40" w:line="168" w:lineRule="auto"/>
+        <w:rPr>
+          <w:sz w:val="22"/>
+        </w:rPr>
+      </w:pPr>
+    </w:p>
+    <w:p>
+      <w:pPr>
+        <w:pStyle w:val="ListParagraph"/>
+        <w:spacing w:before="120" w:after="40" w:line="168" w:lineRule="auto"/>
+        <w:rPr>
+          <w:sz w:val="22"/>
+        </w:rPr>
+      </w:pPr>
+      <w:r>
+        <w:rPr>
+          <w:rStyle w:val="Strong"/>
+          <w:sz w:val="22"/>
+        </w:rPr>
+        <w:t>Stack:</w:t>
+      </w:r>
+      <w:r>
+        <w:rPr>
+          <w:sz w:val="22"/>
+        </w:rPr>
+        <w:t xml:space="preserve"> Angular · Spring Boot · MySQL · JWT · REST API</w:t>
+      </w:r>
+      <w:r>
+        <w:rPr>
+          <w:sz w:val="22"/>
+        </w:rPr>
+        <w:br/>
+        <w:t>Full-featured online shopping platform with product catalog, shopping cart, secure checkout, order management, inventory tracking, payment workflow, and JWT-secured role-based authentication.</w:t>
+      </w:r>
+    </w:p>
+    <w:p>
+      <w:pPr>
+        <w:pStyle w:val="ListParagraph"/>
+        <w:spacing w:before="120" w:after="40" w:line="168" w:lineRule="auto"/>
+        <w:rPr>
+          <w:rFonts w:ascii="Arial" w:hAnsi="Arial" w:cs="Arial"/>
+          <w:sz w:val="22"/>
+        </w:rPr>
+      </w:pPr>
+    </w:p>
+    <w:p>
+      <w:pPr>
+        <w:pStyle w:val="ListParagraph"/>
+        <w:spacing w:before="120" w:after="40" w:line="168" w:lineRule="auto"/>
+        <w:rPr>
+          <w:b/>
+          <w:sz w:val="22"/>
+        </w:rPr>
+      </w:pPr>
+      <w:r>
+        <w:rPr>
+          <w:rFonts w:ascii="Arial" w:hAnsi="Arial" w:cs="Arial"/>
+          <w:b/>
+          <w:sz w:val="22"/>
+        </w:rPr>
+        <w:t>◘</w:t>
+      </w:r>
+      <w:r>
+        <w:rPr>
+          <w:b/>
+          <w:sz w:val="22"/>
+        </w:rPr>
+        <w:t xml:space="preserve"> Android Citizen Service App</w:t>
+      </w:r>
+    </w:p>
+    <w:p>
+      <w:pPr>
+        <w:pStyle w:val="ListParagraph"/>
+        <w:spacing w:before="120" w:after="40" w:line="168" w:lineRule="auto"/>
+        <w:rPr>
+          <w:sz w:val="22"/>
+        </w:rPr>
+      </w:pPr>
+    </w:p>
+    <w:p>
+      <w:pPr>
+        <w:pStyle w:val="ListParagraph"/>
+        <w:spacing w:before="120" w:after="40" w:line="168" w:lineRule="auto"/>
+        <w:rPr>
+          <w:sz w:val="22"/>
+        </w:rPr>
+      </w:pPr>
+      <w:r>
+        <w:rPr>
+          <w:rStyle w:val="Strong"/>
+          <w:sz w:val="22"/>
+        </w:rPr>
+        <w:t>Stack:</w:t>
+      </w:r>
+      <w:r>
+        <w:rPr>
+          <w:sz w:val="22"/>
+        </w:rPr>
+        <w:t xml:space="preserve"> Android (Java) · Spring Boot · MySQL · REST API · Firebase</w:t>
+      </w:r>
+      <w:r>
+        <w:rPr>
+          <w:sz w:val="22"/>
+        </w:rPr>
+        <w:br/>
+        <w:t>Native Android application for digital citizen services with secure authentication, REST API integration, Firebase push notifications, profile management, and real-time data synchronization.</w:t>
+      </w:r>
+    </w:p>
+    <w:p>
+      <w:pPr>
+        <w:pStyle w:val="ListParagraph"/>
+        <w:spacing w:before="120" w:after="40" w:line="168" w:lineRule="auto"/>
+        <w:rPr>
+          <w:rFonts w:ascii="Arial" w:hAnsi="Arial" w:cs="Arial"/>
+          <w:sz w:val="22"/>
+        </w:rPr>
+      </w:pPr>
+    </w:p>
+    <w:p>
+      <w:pPr>
+        <w:pStyle w:val="ListParagraph"/>
+        <w:spacing w:before="120" w:after="40" w:line="168" w:lineRule="auto"/>
+        <w:rPr>
+          <w:b/>
+          <w:sz w:val="22"/>
+        </w:rPr>
+      </w:pPr>
+      <w:r>
+        <w:rPr>
+          <w:rFonts w:ascii="Arial" w:hAnsi="Arial" w:cs="Arial"/>
+          <w:b/>
+          <w:sz w:val="22"/>
+        </w:rPr>
+        <w:t>◘</w:t>
+      </w:r>
+      <w:r>
+        <w:rPr>
+          <w:b/>
+          <w:sz w:val="22"/>
+        </w:rPr>
+        <w:t xml:space="preserve"> Android Event Management App</w:t>
+      </w:r>
+    </w:p>
+    <w:p>
+      <w:pPr>
+        <w:pStyle w:val="ListParagraph"/>
+        <w:spacing w:before="120" w:after="40" w:line="168" w:lineRule="auto"/>
+        <w:rPr>
+          <w:sz w:val="22"/>
+        </w:rPr>
+      </w:pPr>
+    </w:p>
+    <w:p>
+      <w:pPr>
+        <w:pStyle w:val="ListParagraph"/>
+        <w:spacing w:before="120" w:after="40" w:line="168" w:lineRule="auto"/>
+        <w:rPr>
+          <w:sz w:val="22"/>
+        </w:rPr>
+      </w:pPr>
+      <w:r>
+        <w:rPr>
+          <w:rStyle w:val="Strong"/>
+          <w:sz w:val="22"/>
+        </w:rPr>
+        <w:t>Stack:</w:t>
+      </w:r>
+      <w:r>
+        <w:rPr>
+          <w:sz w:val="22"/>
+        </w:rPr>
+        <w:t xml:space="preserve"> Android (Java) · Spring Boot · REST API · MySQL</w:t>
+      </w:r>
+      <w:r>
+        <w:rPr>
+          <w:sz w:val="22"/>
+        </w:rPr>
+        <w:br/>
+        <w:t>Native attendee application supporting event discovery, ticket booking, QR ticket wallet, PDF ticket &amp; payment receipt download, profile management, notifications, and secure REST API integration.</w:t>
+      </w:r>
+    </w:p>
+    <w:p>
+      <w:pPr>
+        <w:pStyle w:val="ListParagraph"/>
+        <w:spacing w:before="120" w:after="40" w:line="168" w:lineRule="auto"/>
+        <w:rPr>
+          <w:rFonts w:ascii="Arial" w:hAnsi="Arial" w:cs="Arial"/>
+          <w:sz w:val="22"/>
+        </w:rPr>
+      </w:pPr>
+    </w:p>
+    <w:p>
+      <w:pPr>
+        <w:pStyle w:val="ListParagraph"/>
+        <w:spacing w:before="120" w:after="40" w:line="168" w:lineRule="auto"/>
+        <w:rPr>
+          <w:b/>
+          <w:sz w:val="22"/>
+        </w:rPr>
+      </w:pPr>
+      <w:r>
+        <w:rPr>
+          <w:rFonts w:ascii="Arial" w:hAnsi="Arial" w:cs="Arial"/>
+          <w:b/>
+          <w:sz w:val="22"/>
+        </w:rPr>
+        <w:t>◘</w:t>
+      </w:r>
+      <w:r>
+        <w:rPr>
+          <w:b/>
+          <w:sz w:val="22"/>
+        </w:rPr>
+        <w:t xml:space="preserve"> Android E-Commerce App</w:t>
+      </w:r>
+    </w:p>
+    <w:p>
+      <w:pPr>
+        <w:pStyle w:val="ListParagraph"/>
+        <w:spacing w:before="120" w:after="40" w:line="168" w:lineRule="auto"/>
+        <w:rPr>
+          <w:sz w:val="22"/>
+        </w:rPr>
+      </w:pPr>
+    </w:p>
+    <w:p>
+      <w:pPr>
+        <w:pStyle w:val="ListParagraph"/>
+        <w:spacing w:before="120" w:after="40" w:line="168" w:lineRule="auto"/>
+        <w:rPr>
+          <w:sz w:val="22"/>
+        </w:rPr>
+      </w:pPr>
+      <w:r>
+        <w:rPr>
+          <w:rStyle w:val="Strong"/>
+          <w:sz w:val="22"/>
+        </w:rPr>
+        <w:t>Stack:</w:t>
+      </w:r>
+      <w:r>
+        <w:rPr>
+          <w:sz w:val="22"/>
+        </w:rPr>
+        <w:t xml:space="preserve"> Android (Java) · Spring Boot · MySQL · REST API · Firebase</w:t>
+      </w:r>
+      <w:r>
+        <w:rPr>
+          <w:sz w:val="22"/>
+        </w:rPr>
+        <w:br/>
+        <w:t>Native e-commerce application featuring product browsing, shopping cart, order tracking, push notifications, user authentication, and real-time synchronization with Spring Boot backend services.</w:t>
+      </w:r>
+    </w:p>
+    <w:p>
+      <w:pPr>
+        <w:pStyle w:val="ListParagraph"/>
+        <w:spacing w:before="120" w:after="40" w:line="168" w:lineRule="auto"/>
+        <w:rPr>
+          <w:rFonts w:ascii="Arial" w:hAnsi="Arial" w:cs="Arial"/>
+          <w:sz w:val="22"/>
+        </w:rPr>
+      </w:pPr>
+    </w:p>
+    <w:p>
+      <w:pPr>
+        <w:pStyle w:val="ListParagraph"/>
+        <w:spacing w:before="120" w:after="40" w:line="168" w:lineRule="auto"/>
+        <w:rPr>
+          <w:b/>
+          <w:sz w:val="22"/>
+        </w:rPr>
+      </w:pPr>
+      <w:r>
+        <w:rPr>
+          <w:rFonts w:ascii="Arial" w:hAnsi="Arial" w:cs="Arial"/>
+          <w:b/>
+          <w:sz w:val="22"/>
+        </w:rPr>
+        <w:t>◘</w:t>
+      </w:r>
+      <w:r>
+        <w:rPr>
+          <w:b/>
+          <w:sz w:val="22"/>
+        </w:rPr>
+        <w:t xml:space="preserve"> Flutter Mobile Citizen Service Application</w:t>
+      </w:r>
+    </w:p>
+    <w:p>
+      <w:pPr>
+        <w:pStyle w:val="ListParagraph"/>
+        <w:spacing w:before="120" w:after="40" w:line="168" w:lineRule="auto"/>
+        <w:rPr>
+          <w:sz w:val="22"/>
+        </w:rPr>
+      </w:pPr>
+    </w:p>
+    <w:p>
+      <w:pPr>
+        <w:pStyle w:val="ListParagraph"/>
+        <w:spacing w:before="120" w:after="40" w:line="168" w:lineRule="auto"/>
+        <w:rPr>
+          <w:sz w:val="22"/>
+        </w:rPr>
+      </w:pPr>
+      <w:r>
+        <w:rPr>
+          <w:rStyle w:val="Strong"/>
+          <w:sz w:val="22"/>
+        </w:rPr>
+        <w:t>Stack:</w:t>
+      </w:r>
+      <w:r>
+        <w:rPr>
+          <w:sz w:val="22"/>
+        </w:rPr>
+        <w:t xml:space="preserve"> Flutter · Dart · Spring Boot REST API · MySQL</w:t>
+      </w:r>
+      <w:r>
+        <w:rPr>
+          <w:sz w:val="22"/>
+        </w:rPr>
+        <w:br/>
+        <w:t>Cross-platform citizen service application with responsive UI/UX, multilingual support, secure REST API integration, and real-time access to government digital services.</w:t>
+      </w:r>
+    </w:p>
+    <w:p>
+      <w:pPr>
+        <w:pStyle w:val="ListParagraph"/>
+        <w:spacing w:before="120" w:after="40" w:line="168" w:lineRule="auto"/>
+        <w:rPr>
+          <w:rFonts w:ascii="Arial" w:hAnsi="Arial" w:cs="Arial"/>
+          <w:sz w:val="22"/>
+        </w:rPr>
+      </w:pPr>
+    </w:p>
+    <w:p>
+      <w:pPr>
+        <w:pStyle w:val="ListParagraph"/>
+        <w:spacing w:before="120" w:after="40" w:line="168" w:lineRule="auto"/>
+        <w:rPr>
+          <w:b/>
+          <w:sz w:val="22"/>
+        </w:rPr>
+      </w:pPr>
+      <w:r>
+        <w:rPr>
+          <w:rFonts w:ascii="Arial" w:hAnsi="Arial" w:cs="Arial"/>
+          <w:b/>
+          <w:sz w:val="22"/>
+        </w:rPr>
+        <w:t>◘</w:t>
+      </w:r>
+      <w:r>
+        <w:rPr>
+          <w:b/>
+          <w:sz w:val="22"/>
+        </w:rPr>
+        <w:t xml:space="preserve"> Flutter E-Commerce Application</w:t>
+      </w:r>
+    </w:p>
+    <w:p>
+      <w:pPr>
+        <w:pStyle w:val="ListParagraph"/>
+        <w:spacing w:before="120" w:after="40" w:line="168" w:lineRule="auto"/>
+        <w:rPr>
+          <w:sz w:val="22"/>
+        </w:rPr>
+      </w:pPr>
+    </w:p>
+    <w:p>
+      <w:pPr>
+        <w:pStyle w:val="ListParagraph"/>
+        <w:spacing w:before="120" w:after="40" w:line="168" w:lineRule="auto"/>
+        <w:rPr>
+          <w:sz w:val="22"/>
+        </w:rPr>
+      </w:pPr>
+      <w:r>
+        <w:rPr>
+          <w:rStyle w:val="Strong"/>
+          <w:sz w:val="22"/>
+        </w:rPr>
+        <w:t>Stack:</w:t>
+      </w:r>
+      <w:r>
+        <w:rPr>
+          <w:sz w:val="22"/>
+        </w:rPr>
+        <w:t xml:space="preserve"> Flutter · Dart · Spring Boot REST API · MySQL</w:t>
+      </w:r>
+      <w:r>
+        <w:rPr>
+          <w:sz w:val="22"/>
+        </w:rPr>
+        <w:br/>
+        <w:t>Cross-platform e-commerce application featuring product catalog, category browsing, shopping cart, secure checkout, order tracking, user authentication, responsive Material Design UI, and seamless integration with Spring Boot REST APIs.</w:t>
+      </w:r>
+    </w:p>
+    <w:p>
+      <w:pPr>
+        <w:spacing w:after="60" w:line="240" w:lineRule="auto"/>
+        <w:ind w:left="173"/>
+        <w:rPr>
+          <w:sz w:val="20"/>
+          <w:szCs w:val="20"/>
+        </w:rPr>
+      </w:pPr>
+    </w:p>
+    <w:p>
+      <w:pPr>
+        <w:spacing w:before="120" w:after="40" w:line="240" w:lineRule="auto"/>
+        <w:rPr>
+          <w:sz w:val="20"/>
+        </w:rPr>
+      </w:pPr>
+      <w:r>
+        <w:rPr>
           <w:noProof/>
-          <w:sz w:val="22"/>
+          <w:sz w:val="20"/>
         </w:rPr>
         <w:drawing>
           <wp:inline distT="0" distB="0" distL="0" distR="0">
             <wp:extent cx="146304" cy="146304"/>
             <wp:effectExtent l="0" t="0" r="0" b="0"/>
-            <wp:docPr id="13" name="Picture 13"/>
+            <wp:docPr id="14" name="Picture 14"/>
             <wp:cNvGraphicFramePr>
               <a:graphicFrameLocks xmlns:a="http://schemas.openxmlformats.org/drawingml/2006/main" noChangeAspect="1"/>
             </wp:cNvGraphicFramePr>
@@ -2899,7 +3548,7 @@
               <a:graphicData uri="http://schemas.openxmlformats.org/drawingml/2006/picture">
                 <pic:pic xmlns:pic="http://schemas.openxmlformats.org/drawingml/2006/picture">
                   <pic:nvPicPr>
-                    <pic:cNvPr id="0" name="image13.png"/>
+                    <pic:cNvPr id="0" name="image14.png"/>
                     <pic:cNvPicPr/>
                   </pic:nvPicPr>
                   <pic:blipFill>
@@ -2929,12 +3578,20 @@
           <w:color w:val="111111"/>
           <w:sz w:val="22"/>
         </w:rPr>
-        <w:t xml:space="preserve">  PROJECTS</w:t>
+        <w:t xml:space="preserve">  </w:t>
+      </w:r>
+      <w:r>
+        <w:rPr>
+          <w:b/>
+          <w:color w:val="111111"/>
+          <w:sz w:val="22"/>
+        </w:rPr>
+        <w:t>SOFT SKILLS</w:t>
       </w:r>
     </w:p>
     <w:p>
       <w:pPr>
-        <w:spacing w:before="40" w:after="20" w:line="240" w:lineRule="auto"/>
+        <w:spacing w:after="20" w:line="240" w:lineRule="auto"/>
         <w:rPr>
           <w:sz w:val="20"/>
           <w:szCs w:val="20"/>
@@ -2942,379 +3599,14 @@
       </w:pPr>
       <w:r>
         <w:rPr>
-          <w:rFonts w:ascii="Times New Roman" w:hAnsi="Times New Roman" w:cs="Times New Roman"/>
-          <w:b/>
-          <w:color w:val="111111"/>
           <w:sz w:val="20"/>
           <w:szCs w:val="20"/>
         </w:rPr>
-        <w:t xml:space="preserve">◘ </w:t>
-      </w:r>
-      <w:r>
-        <w:rPr>
-          <w:b/>
-          <w:color w:val="111111"/>
-          <w:sz w:val="20"/>
-          <w:szCs w:val="20"/>
-        </w:rPr>
-        <w:t>E-Governance Management System</w:t>
+        <w:t>Problem Solving · Critical Thinking · Team Collaboration · Communication · Time Management</w:t>
       </w:r>
     </w:p>
     <w:p>
       <w:pPr>
-        <w:spacing w:after="0" w:line="240" w:lineRule="auto"/>
-        <w:ind w:left="173"/>
-        <w:rPr>
-          <w:sz w:val="20"/>
-          <w:szCs w:val="20"/>
-        </w:rPr>
-      </w:pPr>
-      <w:r>
-        <w:rPr>
-          <w:b/>
-          <w:color w:val="111111"/>
-          <w:sz w:val="20"/>
-          <w:szCs w:val="20"/>
-        </w:rPr>
-        <w:t xml:space="preserve">Stack: </w:t>
-      </w:r>
-      <w:r>
-        <w:rPr>
-          <w:color w:val="4B5563"/>
-          <w:sz w:val="20"/>
-          <w:szCs w:val="20"/>
-        </w:rPr>
-        <w:t>Angular · Spring Boot · MySQL · JWT · REST API</w:t>
-      </w:r>
-    </w:p>
-    <w:p>
-      <w:pPr>
-        <w:spacing w:after="60" w:line="240" w:lineRule="auto"/>
-        <w:ind w:left="173"/>
-        <w:rPr>
-          <w:sz w:val="20"/>
-          <w:szCs w:val="20"/>
-        </w:rPr>
-      </w:pPr>
-      <w:r>
-        <w:rPr>
-          <w:sz w:val="20"/>
-          <w:szCs w:val="20"/>
-        </w:rPr>
-        <w:t>Full-stack bilingual (EN/BN) government portal with 25+ modules: citizen services, e-voting, e-tender, holding tax, social cards (TCB/VGD/LPG/Farmer), GIS maps, waste management, water supply, health, and admin dashboard.</w:t>
-      </w:r>
-    </w:p>
-    <w:p>
-      <w:pPr>
-        <w:spacing w:before="40" w:after="20" w:line="240" w:lineRule="auto"/>
-        <w:rPr>
-          <w:sz w:val="20"/>
-          <w:szCs w:val="20"/>
-        </w:rPr>
-      </w:pPr>
-      <w:r>
-        <w:rPr>
-          <w:rFonts w:ascii="Times New Roman" w:hAnsi="Times New Roman" w:cs="Times New Roman"/>
-          <w:b/>
-          <w:color w:val="111111"/>
-          <w:sz w:val="20"/>
-          <w:szCs w:val="20"/>
-        </w:rPr>
-        <w:t xml:space="preserve">◘ </w:t>
-      </w:r>
-      <w:r>
-        <w:rPr>
-          <w:b/>
-          <w:color w:val="111111"/>
-          <w:sz w:val="20"/>
-          <w:szCs w:val="20"/>
-        </w:rPr>
-        <w:t>E-Commerce Web Application</w:t>
-      </w:r>
-    </w:p>
-    <w:p>
-      <w:pPr>
-        <w:spacing w:after="0" w:line="240" w:lineRule="auto"/>
-        <w:ind w:left="173"/>
-        <w:rPr>
-          <w:sz w:val="20"/>
-          <w:szCs w:val="20"/>
-        </w:rPr>
-      </w:pPr>
-      <w:r>
-        <w:rPr>
-          <w:b/>
-          <w:color w:val="111111"/>
-          <w:sz w:val="20"/>
-          <w:szCs w:val="20"/>
-        </w:rPr>
-        <w:t xml:space="preserve">Stack: </w:t>
-      </w:r>
-      <w:r>
-        <w:rPr>
-          <w:color w:val="4B5563"/>
-          <w:sz w:val="20"/>
-          <w:szCs w:val="20"/>
-        </w:rPr>
-        <w:t>Angular · Spring Boot · MySQL · JWT · REST API</w:t>
-      </w:r>
-    </w:p>
-    <w:p>
-      <w:pPr>
-        <w:spacing w:after="60" w:line="240" w:lineRule="auto"/>
-        <w:ind w:left="173"/>
-        <w:rPr>
-          <w:sz w:val="20"/>
-          <w:szCs w:val="20"/>
-        </w:rPr>
-      </w:pPr>
-      <w:r>
-        <w:rPr>
-          <w:sz w:val="20"/>
-          <w:szCs w:val="20"/>
-        </w:rPr>
-        <w:t>Full-featured online shopping platform with product catalogue, cart, order processing, and JWT-secured role-based user authentication.</w:t>
-      </w:r>
-    </w:p>
-    <w:p>
-      <w:pPr>
-        <w:spacing w:before="40" w:after="20" w:line="240" w:lineRule="auto"/>
-        <w:rPr>
-          <w:b/>
-          <w:color w:val="111111"/>
-          <w:sz w:val="20"/>
-          <w:szCs w:val="20"/>
-        </w:rPr>
-      </w:pPr>
-    </w:p>
-    <w:p>
-      <w:pPr>
-        <w:spacing w:before="40" w:after="20" w:line="240" w:lineRule="auto"/>
-        <w:rPr>
-          <w:sz w:val="20"/>
-          <w:szCs w:val="20"/>
-        </w:rPr>
-      </w:pPr>
-      <w:r>
-        <w:rPr>
-          <w:rFonts w:ascii="Times New Roman" w:hAnsi="Times New Roman" w:cs="Times New Roman"/>
-          <w:b/>
-          <w:color w:val="111111"/>
-          <w:sz w:val="20"/>
-          <w:szCs w:val="20"/>
-        </w:rPr>
-        <w:t xml:space="preserve">◘ </w:t>
-      </w:r>
-      <w:r>
-        <w:rPr>
-          <w:b/>
-          <w:color w:val="111111"/>
-          <w:sz w:val="20"/>
-          <w:szCs w:val="20"/>
-        </w:rPr>
-        <w:t>Android Citizen Service App</w:t>
-      </w:r>
-    </w:p>
-    <w:p>
-      <w:pPr>
-        <w:spacing w:after="0" w:line="240" w:lineRule="auto"/>
-        <w:ind w:left="173"/>
-        <w:rPr>
-          <w:sz w:val="20"/>
-          <w:szCs w:val="20"/>
-        </w:rPr>
-      </w:pPr>
-      <w:r>
-        <w:rPr>
-          <w:b/>
-          <w:color w:val="111111"/>
-          <w:sz w:val="20"/>
-          <w:szCs w:val="20"/>
-        </w:rPr>
-        <w:t xml:space="preserve">Stack: </w:t>
-      </w:r>
-      <w:r>
-        <w:rPr>
-          <w:color w:val="4B5563"/>
-          <w:sz w:val="20"/>
-          <w:szCs w:val="20"/>
-        </w:rPr>
-        <w:t>Android (Java) · Spring Boot · MySQL · REST API</w:t>
-      </w:r>
-    </w:p>
-    <w:p>
-      <w:pPr>
-        <w:spacing w:after="60" w:line="240" w:lineRule="auto"/>
-        <w:ind w:left="173"/>
-        <w:rPr>
-          <w:sz w:val="20"/>
-          <w:szCs w:val="20"/>
-        </w:rPr>
-      </w:pPr>
-      <w:r>
-        <w:rPr>
-          <w:sz w:val="20"/>
-          <w:szCs w:val="20"/>
-        </w:rPr>
-        <w:t>Mobile application for citizen services consuming Spring Boot REST API with Firebase push notifications and real-time data management.</w:t>
-      </w:r>
-    </w:p>
-    <w:p>
-      <w:pPr>
-        <w:spacing w:before="40" w:after="20" w:line="240" w:lineRule="auto"/>
-        <w:rPr>
-          <w:sz w:val="20"/>
-          <w:szCs w:val="20"/>
-        </w:rPr>
-      </w:pPr>
-      <w:r>
-        <w:rPr>
-          <w:rFonts w:ascii="Times New Roman" w:hAnsi="Times New Roman" w:cs="Times New Roman"/>
-          <w:b/>
-          <w:color w:val="111111"/>
-          <w:sz w:val="20"/>
-          <w:szCs w:val="20"/>
-        </w:rPr>
-        <w:t xml:space="preserve">◘ </w:t>
-      </w:r>
-      <w:r>
-        <w:rPr>
-          <w:b/>
-          <w:color w:val="111111"/>
-          <w:sz w:val="20"/>
-          <w:szCs w:val="20"/>
-        </w:rPr>
-        <w:t>Android E-Commerce App</w:t>
-      </w:r>
-    </w:p>
-    <w:p>
-      <w:pPr>
-        <w:spacing w:after="0" w:line="240" w:lineRule="auto"/>
-        <w:ind w:left="173"/>
-        <w:rPr>
-          <w:sz w:val="20"/>
-          <w:szCs w:val="20"/>
-        </w:rPr>
-      </w:pPr>
-      <w:r>
-        <w:rPr>
-          <w:b/>
-          <w:color w:val="111111"/>
-          <w:sz w:val="20"/>
-          <w:szCs w:val="20"/>
-        </w:rPr>
-        <w:t xml:space="preserve">Stack: </w:t>
-      </w:r>
-      <w:r>
-        <w:rPr>
-          <w:color w:val="4B5563"/>
-          <w:sz w:val="20"/>
-          <w:szCs w:val="20"/>
-        </w:rPr>
-        <w:t>Android (Java) · Spring Boot · MySQL · REST API</w:t>
-      </w:r>
-    </w:p>
-    <w:p>
-      <w:pPr>
-        <w:spacing w:after="60" w:line="240" w:lineRule="auto"/>
-        <w:ind w:left="173"/>
-        <w:rPr>
-          <w:sz w:val="20"/>
-          <w:szCs w:val="20"/>
-        </w:rPr>
-      </w:pPr>
-      <w:r>
-        <w:rPr>
-          <w:sz w:val="20"/>
-          <w:szCs w:val="20"/>
-        </w:rPr>
-        <w:t>Mobile e-commerce app consuming Spring Boot REST API with Firebase push notifications and real-time data updates.</w:t>
-      </w:r>
-    </w:p>
-    <w:p>
-      <w:pPr>
-        <w:spacing w:before="40" w:after="20" w:line="240" w:lineRule="auto"/>
-        <w:rPr>
-          <w:sz w:val="20"/>
-          <w:szCs w:val="20"/>
-        </w:rPr>
-      </w:pPr>
-      <w:r>
-        <w:rPr>
-          <w:rFonts w:ascii="Times New Roman" w:hAnsi="Times New Roman" w:cs="Times New Roman"/>
-          <w:b/>
-          <w:color w:val="111111"/>
-          <w:sz w:val="20"/>
-          <w:szCs w:val="20"/>
-        </w:rPr>
-        <w:t xml:space="preserve">◘ </w:t>
-      </w:r>
-      <w:r>
-        <w:rPr>
-          <w:b/>
-          <w:color w:val="111111"/>
-          <w:sz w:val="20"/>
-          <w:szCs w:val="20"/>
-        </w:rPr>
-        <w:t>Flutter Mobile Citizen Service Application</w:t>
-      </w:r>
-    </w:p>
-    <w:p>
-      <w:pPr>
-        <w:spacing w:after="0" w:line="240" w:lineRule="auto"/>
-        <w:ind w:left="173"/>
-        <w:rPr>
-          <w:sz w:val="20"/>
-          <w:szCs w:val="20"/>
-        </w:rPr>
-      </w:pPr>
-      <w:r>
-        <w:rPr>
-          <w:b/>
-          <w:color w:val="111111"/>
-          <w:sz w:val="20"/>
-          <w:szCs w:val="20"/>
-        </w:rPr>
-        <w:t xml:space="preserve">Stack: </w:t>
-      </w:r>
-      <w:r>
-        <w:rPr>
-          <w:color w:val="4B5563"/>
-          <w:sz w:val="20"/>
-          <w:szCs w:val="20"/>
-        </w:rPr>
-        <w:t>Flutter · Dart · Spring Boot REST API · MySQL</w:t>
-      </w:r>
-    </w:p>
-    <w:p>
-      <w:pPr>
-        <w:spacing w:after="60" w:line="240" w:lineRule="auto"/>
-        <w:ind w:left="173"/>
-        <w:rPr>
-          <w:sz w:val="20"/>
-          <w:szCs w:val="20"/>
-        </w:rPr>
-      </w:pPr>
-      <w:r>
-        <w:rPr>
-          <w:sz w:val="20"/>
-          <w:szCs w:val="20"/>
-        </w:rPr>
-        <w:t>Cross-platform mobile app built with Flutter consuming RESTful backend services with clean, responsive UI/UX design.</w:t>
-      </w:r>
-    </w:p>
-    <w:p>
-      <w:pPr>
-        <w:spacing w:after="60" w:line="240" w:lineRule="auto"/>
-        <w:ind w:left="173"/>
-        <w:rPr>
-          <w:sz w:val="20"/>
-          <w:szCs w:val="20"/>
-        </w:rPr>
-      </w:pPr>
-    </w:p>
-    <w:p>
-      <w:pPr>
         <w:spacing w:before="120" w:after="40" w:line="240" w:lineRule="auto"/>
         <w:rPr>
           <w:sz w:val="20"/>
@@ -3329,7 +3621,7 @@
           <wp:inline distT="0" distB="0" distL="0" distR="0">
             <wp:extent cx="146304" cy="146304"/>
             <wp:effectExtent l="0" t="0" r="0" b="0"/>
-            <wp:docPr id="14" name="Picture 14"/>
+            <wp:docPr id="15" name="Picture 15"/>
             <wp:cNvGraphicFramePr>
               <a:graphicFrameLocks xmlns:a="http://schemas.openxmlformats.org/drawingml/2006/main" noChangeAspect="1"/>
             </wp:cNvGraphicFramePr>
@@ -3337,7 +3629,7 @@
               <a:graphicData uri="http://schemas.openxmlformats.org/drawingml/2006/picture">
                 <pic:pic xmlns:pic="http://schemas.openxmlformats.org/drawingml/2006/picture">
                   <pic:nvPicPr>
-                    <pic:cNvPr id="0" name="image14.png"/>
+                    <pic:cNvPr id="0" name="image15.png"/>
                     <pic:cNvPicPr/>
                   </pic:nvPicPr>
                   <pic:blipFill>
@@ -3367,7 +3659,7 @@
           <w:color w:val="111111"/>
           <w:sz w:val="22"/>
         </w:rPr>
-        <w:t xml:space="preserve">  SOFT SKILLS</w:t>
+        <w:t xml:space="preserve">  LANGUAGES</w:t>
       </w:r>
     </w:p>
     <w:p>
@@ -3383,35 +3675,28 @@
           <w:sz w:val="20"/>
           <w:szCs w:val="20"/>
         </w:rPr>
-        <w:t>Problem Solving · Critical Thinking · Team Collaboration · Communication · Time Management</w:t>
+        <w:t>Bengali — Native    English — Professional Proficiency</w:t>
       </w:r>
     </w:p>
     <w:p>
       <w:pPr>
-        <w:spacing w:after="20" w:line="240" w:lineRule="auto"/>
-        <w:rPr>
-          <w:sz w:val="20"/>
-          <w:szCs w:val="20"/>
-        </w:rPr>
-      </w:pPr>
-    </w:p>
-    <w:p>
-      <w:pPr>
         <w:spacing w:before="120" w:after="40" w:line="240" w:lineRule="auto"/>
         <w:rPr>
-          <w:sz w:val="20"/>
+          <w:rFonts w:asciiTheme="minorHAnsi" w:hAnsiTheme="minorHAnsi"/>
+          <w:sz w:val="22"/>
         </w:rPr>
       </w:pPr>
       <w:r>
         <w:rPr>
+          <w:rFonts w:asciiTheme="minorHAnsi" w:hAnsiTheme="minorHAnsi"/>
           <w:noProof/>
-          <w:sz w:val="20"/>
+          <w:sz w:val="22"/>
         </w:rPr>
         <w:drawing>
           <wp:inline distT="0" distB="0" distL="0" distR="0">
             <wp:extent cx="146304" cy="146304"/>
             <wp:effectExtent l="0" t="0" r="0" b="0"/>
-            <wp:docPr id="15" name="Picture 15"/>
+            <wp:docPr id="16" name="Picture 16"/>
             <wp:cNvGraphicFramePr>
               <a:graphicFrameLocks xmlns:a="http://schemas.openxmlformats.org/drawingml/2006/main" noChangeAspect="1"/>
             </wp:cNvGraphicFramePr>
@@ -3419,7 +3704,7 @@
               <a:graphicData uri="http://schemas.openxmlformats.org/drawingml/2006/picture">
                 <pic:pic xmlns:pic="http://schemas.openxmlformats.org/drawingml/2006/picture">
                   <pic:nvPicPr>
-                    <pic:cNvPr id="0" name="image15.png"/>
+                    <pic:cNvPr id="0" name="image16.png"/>
                     <pic:cNvPicPr/>
                   </pic:nvPicPr>
                   <pic:blipFill>
@@ -3445,91 +3730,6 @@
       </w:r>
       <w:r>
         <w:rPr>
-          <w:b/>
-          <w:color w:val="111111"/>
-          <w:sz w:val="22"/>
-        </w:rPr>
-        <w:t xml:space="preserve">  LANGUAGES</w:t>
-      </w:r>
-    </w:p>
-    <w:p>
-      <w:pPr>
-        <w:spacing w:after="20" w:line="240" w:lineRule="auto"/>
-        <w:rPr>
-          <w:sz w:val="20"/>
-          <w:szCs w:val="20"/>
-        </w:rPr>
-      </w:pPr>
-      <w:r>
-        <w:rPr>
-          <w:sz w:val="20"/>
-          <w:szCs w:val="20"/>
-        </w:rPr>
-        <w:t>Bengali — Native    English — Professional Proficiency</w:t>
-      </w:r>
-    </w:p>
-    <w:p>
-      <w:pPr>
-        <w:spacing w:after="20" w:line="240" w:lineRule="auto"/>
-        <w:rPr>
-          <w:rFonts w:asciiTheme="minorHAnsi" w:hAnsiTheme="minorHAnsi"/>
-          <w:sz w:val="20"/>
-          <w:szCs w:val="20"/>
-        </w:rPr>
-      </w:pPr>
-    </w:p>
-    <w:p>
-      <w:pPr>
-        <w:spacing w:before="120" w:after="40" w:line="240" w:lineRule="auto"/>
-        <w:rPr>
-          <w:rFonts w:asciiTheme="minorHAnsi" w:hAnsiTheme="minorHAnsi"/>
-          <w:sz w:val="22"/>
-        </w:rPr>
-      </w:pPr>
-      <w:r>
-        <w:rPr>
-          <w:rFonts w:asciiTheme="minorHAnsi" w:hAnsiTheme="minorHAnsi"/>
-          <w:noProof/>
-          <w:sz w:val="22"/>
-        </w:rPr>
-        <w:drawing>
-          <wp:inline distT="0" distB="0" distL="0" distR="0">
-            <wp:extent cx="146304" cy="146304"/>
-            <wp:effectExtent l="0" t="0" r="0" b="0"/>
-            <wp:docPr id="16" name="Picture 16"/>
-            <wp:cNvGraphicFramePr>
-              <a:graphicFrameLocks xmlns:a="http://schemas.openxmlformats.org/drawingml/2006/main" noChangeAspect="1"/>
-            </wp:cNvGraphicFramePr>
-            <a:graphic xmlns:a="http://schemas.openxmlformats.org/drawingml/2006/main">
-              <a:graphicData uri="http://schemas.openxmlformats.org/drawingml/2006/picture">
-                <pic:pic xmlns:pic="http://schemas.openxmlformats.org/drawingml/2006/picture">
-                  <pic:nvPicPr>
-                    <pic:cNvPr id="0" name="image16.png"/>
-                    <pic:cNvPicPr/>
-                  </pic:nvPicPr>
-                  <pic:blipFill>
-                    <a:blip r:embed="rId24"/>
-                    <a:stretch>
-                      <a:fillRect/>
-                    </a:stretch>
-                  </pic:blipFill>
-                  <pic:spPr>
-                    <a:xfrm>
-                      <a:off x="0" y="0"/>
-                      <a:ext cx="146304" cy="146304"/>
-                    </a:xfrm>
-                    <a:prstGeom prst="rect">
-                      <a:avLst/>
-                    </a:prstGeom>
-                  </pic:spPr>
-                </pic:pic>
-              </a:graphicData>
-            </a:graphic>
-          </wp:inline>
-        </w:drawing>
-      </w:r>
-      <w:r>
-        <w:rPr>
           <w:rFonts w:asciiTheme="minorHAnsi" w:hAnsiTheme="minorHAnsi"/>
           <w:b/>
           <w:color w:val="111111"/>
@@ -3558,15 +3758,11 @@
     </w:p>
     <w:p>
       <w:pPr>
-        <w:spacing w:after="0" w:line="240" w:lineRule="auto"/>
-        <w:rPr>
-          <w:rFonts w:asciiTheme="minorHAnsi" w:eastAsia="Times New Roman" w:hAnsiTheme="minorHAnsi" w:cs="Times New Roman"/>
-          <w:b/>
-          <w:bCs/>
-          <w:smallCaps/>
-          <w:color w:val="002060"/>
-          <w:sz w:val="32"/>
-          <w:szCs w:val="32"/>
+        <w:spacing w:after="20" w:line="240" w:lineRule="auto"/>
+        <w:rPr>
+          <w:rFonts w:asciiTheme="minorHAnsi" w:hAnsiTheme="minorHAnsi"/>
+          <w:sz w:val="20"/>
+          <w:szCs w:val="20"/>
         </w:rPr>
       </w:pPr>
     </w:p>
@@ -4247,7 +4443,7 @@
         <w:tabs>
           <w:tab w:val="left" w:pos="1740"/>
         </w:tabs>
-        <w:spacing w:after="0"/>
+        <w:spacing w:after="0" w:line="10" w:lineRule="atLeast"/>
         <w:rPr>
           <w:rFonts w:asciiTheme="minorHAnsi" w:eastAsia="Times New Roman" w:hAnsiTheme="minorHAnsi" w:cs="Times New Roman"/>
           <w:color w:val="000000"/>
@@ -4302,7 +4498,7 @@
     </w:p>
     <w:p>
       <w:pPr>
-        <w:spacing w:after="20" w:line="240" w:lineRule="auto"/>
+        <w:spacing w:after="20" w:line="10" w:lineRule="atLeast"/>
         <w:rPr>
           <w:sz w:val="20"/>
           <w:szCs w:val="20"/>
@@ -4311,7 +4507,7 @@
     </w:p>
     <w:p>
       <w:pPr>
-        <w:spacing w:before="120" w:after="40" w:line="240" w:lineRule="auto"/>
+        <w:spacing w:before="120" w:after="40" w:line="10" w:lineRule="atLeast"/>
         <w:rPr>
           <w:sz w:val="24"/>
           <w:szCs w:val="24"/>
@@ -4339,7 +4535,7 @@
                     <pic:cNvPicPr/>
                   </pic:nvPicPr>
                   <pic:blipFill>
-                    <a:blip r:embed="rId25"/>
+                    <a:blip r:embed="rId24"/>
                     <a:stretch>
                       <a:fillRect/>
                     </a:stretch>
@@ -4736,7 +4932,15 @@
         </w:tc>
       </w:tr>
     </w:tbl>
-    <w:p/>
+    <w:p>
+      <w:pPr>
+        <w:tabs>
+          <w:tab w:val="left" w:pos="1056"/>
+        </w:tabs>
+      </w:pPr>
+      <w:bookmarkStart w:id="0" w:name="_GoBack"/>
+      <w:bookmarkEnd w:id="0"/>
+    </w:p>
     <w:sectPr>
       <w:pgSz w:w="11909" w:h="16834"/>
       <w:pgMar w:top="691" w:right="720" w:bottom="648" w:left="720" w:header="720" w:footer="720" w:gutter="0"/>
@@ -4820,15 +5024,22 @@
         <v:path o:extrusionok="f" gradientshapeok="t" o:connecttype="rect"/>
         <o:lock v:ext="edit" aspectratio="t"/>
       </v:shapetype>
-      <v:shape id="_x0000_i1026" type="#_x0000_t75" style="width:127.8pt;height:127.8pt;visibility:visible;mso-wrap-style:square" o:bullet="t">
+      <v:shape id="_x0000_i1029" type="#_x0000_t75" style="width:127.8pt;height:127.8pt;visibility:visible;mso-wrap-style:square" o:bullet="t">
         <v:imagedata r:id="rId1" o:title=""/>
       </v:shape>
     </w:pict>
   </w:numPicBullet>
   <w:numPicBullet w:numPicBulletId="1">
     <w:pict>
-      <v:shape id="Picture 5" o:spid="_x0000_i1027" type="#_x0000_t75" style="width:127.8pt;height:127.8pt;visibility:visible;mso-wrap-style:square" o:bullet="t">
+      <v:shape id="_x0000_i1030" type="#_x0000_t75" style="width:127.8pt;height:127.8pt;visibility:visible;mso-wrap-style:square" o:bullet="t">
         <v:imagedata r:id="rId2" o:title=""/>
+      </v:shape>
+    </w:pict>
+  </w:numPicBullet>
+  <w:numPicBullet w:numPicBulletId="2">
+    <w:pict>
+      <v:shape id="_x0000_i1031" type="#_x0000_t75" style="width:127.8pt;height:127.8pt;visibility:visible;mso-wrap-style:square" o:bullet="t">
+        <v:imagedata r:id="rId3" o:title=""/>
       </v:shape>
     </w:pict>
   </w:numPicBullet>
@@ -5003,6 +5214,147 @@
       </w:rPr>
     </w:lvl>
   </w:abstractNum>
+  <w:abstractNum w:abstractNumId="9" w15:restartNumberingAfterBreak="0">
+    <w:nsid w:val="78AE7261"/>
+    <w:multiLevelType w:val="hybridMultilevel"/>
+    <w:tmpl w:val="9EB86246"/>
+    <w:lvl w:ilvl="0" w:tplc="B3707B40">
+      <w:start w:val="1"/>
+      <w:numFmt w:val="bullet"/>
+      <w:lvlText w:val=""/>
+      <w:lvlPicBulletId w:val="2"/>
+      <w:lvlJc w:val="left"/>
+      <w:pPr>
+        <w:tabs>
+          <w:tab w:val="num" w:pos="720"/>
+        </w:tabs>
+        <w:ind w:left="720" w:hanging="360"/>
+      </w:pPr>
+      <w:rPr>
+        <w:rFonts w:ascii="Symbol" w:hAnsi="Symbol" w:hint="default"/>
+      </w:rPr>
+    </w:lvl>
+    <w:lvl w:ilvl="1" w:tplc="B304136E" w:tentative="1">
+      <w:start w:val="1"/>
+      <w:numFmt w:val="bullet"/>
+      <w:lvlText w:val=""/>
+      <w:lvlJc w:val="left"/>
+      <w:pPr>
+        <w:tabs>
+          <w:tab w:val="num" w:pos="1440"/>
+        </w:tabs>
+        <w:ind w:left="1440" w:hanging="360"/>
+      </w:pPr>
+      <w:rPr>
+        <w:rFonts w:ascii="Symbol" w:hAnsi="Symbol" w:hint="default"/>
+      </w:rPr>
+    </w:lvl>
+    <w:lvl w:ilvl="2" w:tplc="D8AAAC4E" w:tentative="1">
+      <w:start w:val="1"/>
+      <w:numFmt w:val="bullet"/>
+      <w:lvlText w:val=""/>
+      <w:lvlJc w:val="left"/>
+      <w:pPr>
+        <w:tabs>
+          <w:tab w:val="num" w:pos="2160"/>
+        </w:tabs>
+        <w:ind w:left="2160" w:hanging="360"/>
+      </w:pPr>
+      <w:rPr>
+        <w:rFonts w:ascii="Symbol" w:hAnsi="Symbol" w:hint="default"/>
+      </w:rPr>
+    </w:lvl>
+    <w:lvl w:ilvl="3" w:tplc="D02CD884" w:tentative="1">
+      <w:start w:val="1"/>
+      <w:numFmt w:val="bullet"/>
+      <w:lvlText w:val=""/>
+      <w:lvlJc w:val="left"/>
+      <w:pPr>
+        <w:tabs>
+          <w:tab w:val="num" w:pos="2880"/>
+        </w:tabs>
+        <w:ind w:left="2880" w:hanging="360"/>
+      </w:pPr>
+      <w:rPr>
+        <w:rFonts w:ascii="Symbol" w:hAnsi="Symbol" w:hint="default"/>
+      </w:rPr>
+    </w:lvl>
+    <w:lvl w:ilvl="4" w:tplc="D820FCD4" w:tentative="1">
+      <w:start w:val="1"/>
+      <w:numFmt w:val="bullet"/>
+      <w:lvlText w:val=""/>
+      <w:lvlJc w:val="left"/>
+      <w:pPr>
+        <w:tabs>
+          <w:tab w:val="num" w:pos="3600"/>
+        </w:tabs>
+        <w:ind w:left="3600" w:hanging="360"/>
+      </w:pPr>
+      <w:rPr>
+        <w:rFonts w:ascii="Symbol" w:hAnsi="Symbol" w:hint="default"/>
+      </w:rPr>
+    </w:lvl>
+    <w:lvl w:ilvl="5" w:tplc="0CF6A33C" w:tentative="1">
+      <w:start w:val="1"/>
+      <w:numFmt w:val="bullet"/>
+      <w:lvlText w:val=""/>
+      <w:lvlJc w:val="left"/>
+      <w:pPr>
+        <w:tabs>
+          <w:tab w:val="num" w:pos="4320"/>
+        </w:tabs>
+        <w:ind w:left="4320" w:hanging="360"/>
+      </w:pPr>
+      <w:rPr>
+        <w:rFonts w:ascii="Symbol" w:hAnsi="Symbol" w:hint="default"/>
+      </w:rPr>
+    </w:lvl>
+    <w:lvl w:ilvl="6" w:tplc="C6B6BECA" w:tentative="1">
+      <w:start w:val="1"/>
+      <w:numFmt w:val="bullet"/>
+      <w:lvlText w:val=""/>
+      <w:lvlJc w:val="left"/>
+      <w:pPr>
+        <w:tabs>
+          <w:tab w:val="num" w:pos="5040"/>
+        </w:tabs>
+        <w:ind w:left="5040" w:hanging="360"/>
+      </w:pPr>
+      <w:rPr>
+        <w:rFonts w:ascii="Symbol" w:hAnsi="Symbol" w:hint="default"/>
+      </w:rPr>
+    </w:lvl>
+    <w:lvl w:ilvl="7" w:tplc="EFD41966" w:tentative="1">
+      <w:start w:val="1"/>
+      <w:numFmt w:val="bullet"/>
+      <w:lvlText w:val=""/>
+      <w:lvlJc w:val="left"/>
+      <w:pPr>
+        <w:tabs>
+          <w:tab w:val="num" w:pos="5760"/>
+        </w:tabs>
+        <w:ind w:left="5760" w:hanging="360"/>
+      </w:pPr>
+      <w:rPr>
+        <w:rFonts w:ascii="Symbol" w:hAnsi="Symbol" w:hint="default"/>
+      </w:rPr>
+    </w:lvl>
+    <w:lvl w:ilvl="8" w:tplc="ADF879C0" w:tentative="1">
+      <w:start w:val="1"/>
+      <w:numFmt w:val="bullet"/>
+      <w:lvlText w:val=""/>
+      <w:lvlJc w:val="left"/>
+      <w:pPr>
+        <w:tabs>
+          <w:tab w:val="num" w:pos="6480"/>
+        </w:tabs>
+        <w:ind w:left="6480" w:hanging="360"/>
+      </w:pPr>
+      <w:rPr>
+        <w:rFonts w:ascii="Symbol" w:hAnsi="Symbol" w:hint="default"/>
+      </w:rPr>
+    </w:lvl>
+  </w:abstractNum>
   <w:num w:numId="1">
     <w:abstractNumId w:val="8"/>
   </w:num>
@@ -5029,6 +5381,9 @@
   </w:num>
   <w:num w:numId="9">
     <w:abstractNumId w:val="0"/>
+  </w:num>
+  <w:num w:numId="10">
+    <w:abstractNumId w:val="9"/>
   </w:num>
 </w:numbering>
 </file>
@@ -16412,6 +16767,22 @@
       </w:tcPr>
     </w:tblStylePr>
   </w:style>
+  <w:style w:type="paragraph" w:styleId="NormalWeb">
+    <w:name w:val="Normal (Web)"/>
+    <w:basedOn w:val="Normal"/>
+    <w:uiPriority w:val="99"/>
+    <w:unhideWhenUsed/>
+    <w:rsid w:val="004C7CCC"/>
+    <w:pPr>
+      <w:spacing w:before="100" w:beforeAutospacing="1" w:after="100" w:afterAutospacing="1" w:line="240" w:lineRule="auto"/>
+    </w:pPr>
+    <w:rPr>
+      <w:rFonts w:ascii="Times New Roman" w:eastAsia="Times New Roman" w:hAnsi="Times New Roman" w:cs="Times New Roman"/>
+      <w:color w:val="auto"/>
+      <w:sz w:val="24"/>
+      <w:szCs w:val="24"/>
+    </w:rPr>
+  </w:style>
 </w:styles>
 </file>
 
@@ -16740,7 +17111,7 @@
 </file>
 
 <file path=customXml/itemProps1.xml><?xml version="1.0" encoding="utf-8"?>
-<ds:datastoreItem xmlns:ds="http://schemas.openxmlformats.org/officeDocument/2006/customXml" ds:itemID="{62FC65C5-AE62-45DB-B89E-C7B2AC3C9CC4}">
+<ds:datastoreItem xmlns:ds="http://schemas.openxmlformats.org/officeDocument/2006/customXml" ds:itemID="{30F359CA-E1FE-46A4-BAD6-F38B2D2FBE44}">
   <ds:schemaRefs>
     <ds:schemaRef ds:uri="http://schemas.openxmlformats.org/officeDocument/2006/bibliography"/>
   </ds:schemaRefs>
